--- a/lectures/Integration_Lab3/Integration_Lab3.docx
+++ b/lectures/Integration_Lab3/Integration_Lab3.docx
@@ -541,6 +541,7 @@
       </w:pPr>
       <w:r>
         <w:rPr>
+          <w:noProof/>
           <w:lang w:val="en-US"/>
         </w:rPr>
         <w:drawing>
@@ -590,6 +591,9 @@
     </w:p>
     <w:p>
       <w:r>
+        <w:rPr>
+          <w:noProof/>
+        </w:rPr>
         <w:drawing>
           <wp:inline distT="0" distB="0" distL="0" distR="0" wp14:anchorId="66E86C32" wp14:editId="4C78C00E">
             <wp:extent cx="4686300" cy="2801007"/>
@@ -635,6 +639,9 @@
     </w:p>
     <w:p>
       <w:r>
+        <w:rPr>
+          <w:noProof/>
+        </w:rPr>
         <w:drawing>
           <wp:inline distT="0" distB="0" distL="0" distR="0" wp14:anchorId="039EF2D9" wp14:editId="2777A8A8">
             <wp:extent cx="5940425" cy="1085850"/>
@@ -694,6 +701,9 @@
     </w:p>
     <w:p>
       <w:r>
+        <w:rPr>
+          <w:noProof/>
+        </w:rPr>
         <w:drawing>
           <wp:inline distT="0" distB="0" distL="0" distR="0" wp14:anchorId="42E30101" wp14:editId="19AA4FDE">
             <wp:extent cx="5572903" cy="5906324"/>
@@ -758,6 +768,7 @@
       </w:pPr>
       <w:r>
         <w:rPr>
+          <w:noProof/>
           <w:lang w:val="en-US"/>
         </w:rPr>
         <w:lastRenderedPageBreak/>
@@ -811,6 +822,7 @@
       </w:pPr>
       <w:r>
         <w:rPr>
+          <w:noProof/>
           <w:lang w:val="en-US"/>
         </w:rPr>
         <w:drawing>
@@ -858,6 +870,7 @@
       </w:pPr>
       <w:r>
         <w:rPr>
+          <w:noProof/>
           <w:lang w:val="en-US"/>
         </w:rPr>
         <w:lastRenderedPageBreak/>
@@ -921,6 +934,7 @@
       </w:pPr>
       <w:r>
         <w:rPr>
+          <w:noProof/>
           <w:lang w:val="en-US"/>
         </w:rPr>
         <w:drawing>
@@ -968,6 +982,7 @@
       </w:pPr>
       <w:r>
         <w:rPr>
+          <w:noProof/>
           <w:lang w:val="en-US"/>
         </w:rPr>
         <w:lastRenderedPageBreak/>
@@ -1008,7 +1023,64 @@
         </w:drawing>
       </w:r>
     </w:p>
-    <w:p/>
+    <w:p>
+      <w:pPr>
+        <w:pStyle w:val="1"/>
+      </w:pPr>
+      <w:r>
+        <w:lastRenderedPageBreak/>
+        <w:t>Добавить прогноз доходов на следующий квартал.</w:t>
+      </w:r>
+    </w:p>
+    <w:p>
+      <w:pPr>
+        <w:rPr>
+          <w:lang w:val="en-US"/>
+        </w:rPr>
+      </w:pPr>
+      <w:r>
+        <w:rPr>
+          <w:lang w:val="en-US"/>
+        </w:rPr>
+        <w:drawing>
+          <wp:inline distT="0" distB="0" distL="0" distR="0" wp14:anchorId="6BC49784" wp14:editId="444EDE6F">
+            <wp:extent cx="5940425" cy="2207895"/>
+            <wp:effectExtent l="0" t="0" r="3175" b="1905"/>
+            <wp:docPr id="3" name="Рисунок 3"/>
+            <wp:cNvGraphicFramePr>
+              <a:graphicFrameLocks xmlns:a="http://schemas.openxmlformats.org/drawingml/2006/main" noChangeAspect="1"/>
+            </wp:cNvGraphicFramePr>
+            <a:graphic xmlns:a="http://schemas.openxmlformats.org/drawingml/2006/main">
+              <a:graphicData uri="http://schemas.openxmlformats.org/drawingml/2006/picture">
+                <pic:pic xmlns:pic="http://schemas.openxmlformats.org/drawingml/2006/picture">
+                  <pic:nvPicPr>
+                    <pic:cNvPr id="1" name=""/>
+                    <pic:cNvPicPr/>
+                  </pic:nvPicPr>
+                  <pic:blipFill>
+                    <a:blip r:embed="rId16"/>
+                    <a:stretch>
+                      <a:fillRect/>
+                    </a:stretch>
+                  </pic:blipFill>
+                  <pic:spPr>
+                    <a:xfrm>
+                      <a:off x="0" y="0"/>
+                      <a:ext cx="5940425" cy="2207895"/>
+                    </a:xfrm>
+                    <a:prstGeom prst="rect">
+                      <a:avLst/>
+                    </a:prstGeom>
+                  </pic:spPr>
+                </pic:pic>
+              </a:graphicData>
+            </a:graphic>
+          </wp:inline>
+        </w:drawing>
+      </w:r>
+      <w:bookmarkStart w:id="0" w:name="_GoBack"/>
+      <w:bookmarkEnd w:id="0"/>
+    </w:p>
     <w:p>
       <w:pPr>
         <w:pStyle w:val="1"/>
@@ -1170,7 +1242,6 @@
         <w:pStyle w:val="a6"/>
       </w:pPr>
       <w:r>
-        <w:lastRenderedPageBreak/>
         <w:t>Упрощение работы с несколькими контейнерами (например, веб-сервер + БД + кэш).</w:t>
       </w:r>
     </w:p>
@@ -1344,6 +1415,7 @@
           <w:rStyle w:val="a9"/>
           <w:b w:val="0"/>
         </w:rPr>
+        <w:lastRenderedPageBreak/>
         <w:t>Удобство разработки</w:t>
       </w:r>
       <w:r>
@@ -1704,7 +1776,6 @@
           <w:b w:val="0"/>
           <w:bCs w:val="0"/>
         </w:rPr>
-        <w:lastRenderedPageBreak/>
         <w:t xml:space="preserve">3. </w:t>
       </w:r>
       <w:proofErr w:type="spellStart"/>
@@ -1839,6 +1910,9 @@
     <w:p>
       <w:pPr>
         <w:pStyle w:val="a6"/>
+        <w:rPr>
+          <w:lang w:val="en-US"/>
+        </w:rPr>
       </w:pPr>
       <w:r>
         <w:t xml:space="preserve">Чтобы запустить </w:t>
@@ -1884,8 +1958,6 @@
         </w:rPr>
         <w:t xml:space="preserve"> docker-compose up.</w:t>
       </w:r>
-      <w:bookmarkStart w:id="0" w:name="_GoBack"/>
-      <w:bookmarkEnd w:id="0"/>
     </w:p>
     <w:p>
       <w:pPr>
@@ -1933,10 +2005,7 @@
         <w:pStyle w:val="a6"/>
       </w:pPr>
       <w:r>
-        <w:t>Остановка контейнеров (без удаления)</w:t>
-      </w:r>
-      <w:r>
-        <w:t xml:space="preserve"> - </w:t>
+        <w:t xml:space="preserve">Остановка контейнеров (без удаления) - </w:t>
       </w:r>
       <w:proofErr w:type="spellStart"/>
       <w:r>
@@ -1957,10 +2026,8 @@
         <w:pStyle w:val="a6"/>
       </w:pPr>
       <w:r>
-        <w:t>Полное удаление контейнеров, сетей и томов</w:t>
-      </w:r>
-      <w:r>
-        <w:t xml:space="preserve"> - </w:t>
+        <w:lastRenderedPageBreak/>
+        <w:t xml:space="preserve">Полное удаление контейнеров, сетей и томов - </w:t>
       </w:r>
       <w:proofErr w:type="spellStart"/>
       <w:r>
@@ -2033,13 +2100,7 @@
         <w:rPr>
           <w:lang w:val="en-US"/>
         </w:rPr>
-        <w:t xml:space="preserve"> - </w:t>
-      </w:r>
-      <w:r>
-        <w:rPr>
-          <w:lang w:val="en-US"/>
-        </w:rPr>
-        <w:t>docker-compose down -v</w:t>
+        <w:t xml:space="preserve"> - docker-compose down -v</w:t>
       </w:r>
     </w:p>
     <w:p>
@@ -2047,10 +2108,7 @@
         <w:pStyle w:val="a6"/>
       </w:pPr>
       <w:r>
-        <w:t>Удалить контейнеры и связанные образы</w:t>
-      </w:r>
-      <w:r>
-        <w:t xml:space="preserve"> - </w:t>
+        <w:t xml:space="preserve">Удалить контейнеры и связанные образы - </w:t>
       </w:r>
       <w:r>
         <w:rPr>
@@ -2102,10 +2160,7 @@
         <w:pStyle w:val="a6"/>
       </w:pPr>
       <w:r>
-        <w:t>Принудительно остановить и удалить (если контейнеры зависли)</w:t>
-      </w:r>
-      <w:r>
-        <w:t xml:space="preserve"> - </w:t>
+        <w:t xml:space="preserve">Принудительно остановить и удалить (если контейнеры зависли) - </w:t>
       </w:r>
       <w:r>
         <w:rPr>
@@ -4683,7 +4738,7 @@
 </file>
 
 <file path=customXml/itemProps1.xml><?xml version="1.0" encoding="utf-8"?>
-<ds:datastoreItem xmlns:ds="http://schemas.openxmlformats.org/officeDocument/2006/customXml" ds:itemID="{A9ECD2EB-88EA-4C7B-91D9-FE9C6FDC6E40}">
+<ds:datastoreItem xmlns:ds="http://schemas.openxmlformats.org/officeDocument/2006/customXml" ds:itemID="{6F42C3E2-34C3-46BC-BCAC-62E21566A86F}">
   <ds:schemaRefs>
     <ds:schemaRef ds:uri="http://schemas.openxmlformats.org/officeDocument/2006/bibliography"/>
   </ds:schemaRefs>
